--- a/Table 4.docx
+++ b/Table 4.docx
@@ -2,10 +2,278 @@
 <file path=word/document.xml><?xml version="1.0" encoding="utf-8"?>
 <w:document xmlns:wpc="http://schemas.microsoft.com/office/word/2010/wordprocessingCanvas" xmlns:cx="http://schemas.microsoft.com/office/drawing/2014/chartex" xmlns:cx1="http://schemas.microsoft.com/office/drawing/2015/9/8/chartex" xmlns:cx2="http://schemas.microsoft.com/office/drawing/2015/10/21/chartex" xmlns:cx3="http://schemas.microsoft.com/office/drawing/2016/5/9/chartex" xmlns:cx4="http://schemas.microsoft.com/office/drawing/2016/5/10/chartex" xmlns:cx5="http://schemas.microsoft.com/office/drawing/2016/5/11/chartex" xmlns:cx6="http://schemas.microsoft.com/office/drawing/2016/5/12/chartex" xmlns:cx7="http://schemas.microsoft.com/office/drawing/2016/5/13/chartex" xmlns:cx8="http://schemas.microsoft.com/office/drawing/2016/5/14/chartex" xmlns:mc="http://schemas.openxmlformats.org/markup-compatibility/2006" xmlns:aink="http://schemas.microsoft.com/office/drawing/2016/ink" xmlns:am3d="http://schemas.microsoft.com/office/drawing/2017/model3d" xmlns:o="urn:schemas-microsoft-com:office:office" xmlns:oel="http://schemas.microsoft.com/office/2019/extlst" xmlns:r="http://schemas.openxmlformats.org/officeDocument/2006/relationships" xmlns:m="http://schemas.openxmlformats.org/officeDocument/2006/math" xmlns:v="urn:schemas-microsoft-com:vml" xmlns:wp14="http://schemas.microsoft.com/office/word/2010/wordprocessingDrawing" xmlns:wp="http://schemas.openxmlformats.org/drawingml/2006/wordprocessingDrawing" xmlns:w10="urn:schemas-microsoft-com:office:word" xmlns:w="http://schemas.openxmlformats.org/wordprocessingml/2006/main" xmlns:w14="http://schemas.microsoft.com/office/word/2010/wordml" xmlns:w15="http://schemas.microsoft.com/office/word/2012/wordml" xmlns:w16cex="http://schemas.microsoft.com/office/word/2018/wordml/cex" xmlns:w16cid="http://schemas.microsoft.com/office/word/2016/wordml/cid" xmlns:w16="http://schemas.microsoft.com/office/word/2018/wordml" xmlns:w16du="http://schemas.microsoft.com/office/word/2023/wordml/word16du" xmlns:w16sdtdh="http://schemas.microsoft.com/office/word/2020/wordml/sdtdatahash" xmlns:w16sdtfl="http://schemas.microsoft.com/office/word/2024/wordml/sdtformatlock" xmlns:w16se="http://schemas.microsoft.com/office/word/2015/wordml/symex" xmlns:wpg="http://schemas.microsoft.com/office/word/2010/wordprocessingGroup" xmlns:wpi="http://schemas.microsoft.com/office/word/2010/wordprocessingInk" xmlns:wne="http://schemas.microsoft.com/office/word/2006/wordml" xmlns:wps="http://schemas.microsoft.com/office/word/2010/wordprocessingShape" mc:Ignorable="w14 w15 w16se w16cid w16 w16cex w16sdtdh w16sdtfl w16du wp14">
   <w:body>
+    <w:p>
+      <w:pPr>
+        <w:keepNext/>
+        <w:keepLines/>
+        <w:spacing w:before="200" w:after="0" w:line="276" w:lineRule="auto"/>
+        <w:outlineLvl w:val="1"/>
+        <w:rPr>
+          <w:rFonts w:ascii="Times New Roman" w:eastAsia="MS Gothic" w:hAnsi="Times New Roman" w:cs="Times New Roman"/>
+          <w:b/>
+          <w:bCs/>
+          <w:color w:val="000000"/>
+          <w:kern w:val="0"/>
+          <w:lang w:val="en-US"/>
+          <w14:ligatures w14:val="none"/>
+        </w:rPr>
+      </w:pPr>
+      <w:r>
+        <w:rPr>
+          <w:rFonts w:ascii="Times New Roman" w:eastAsia="MS Gothic" w:hAnsi="Times New Roman" w:cs="Times New Roman"/>
+          <w:b/>
+          <w:bCs/>
+          <w:color w:val="000000"/>
+          <w:kern w:val="0"/>
+          <w:lang w:val="en-US"/>
+          <w14:ligatures w14:val="none"/>
+        </w:rPr>
+        <w:t xml:space="preserve">Table 4. </w:t>
+      </w:r>
+      <w:proofErr w:type="spellStart"/>
+      <w:r>
+        <w:rPr>
+          <w:rFonts w:ascii="Times New Roman" w:eastAsia="MS Gothic" w:hAnsi="Times New Roman" w:cs="Times New Roman"/>
+          <w:b/>
+          <w:bCs/>
+          <w:color w:val="000000"/>
+          <w:kern w:val="0"/>
+          <w14:ligatures w14:val="none"/>
+        </w:rPr>
+        <w:t>Overview</w:t>
+      </w:r>
+      <w:proofErr w:type="spellEnd"/>
+      <w:r>
+        <w:rPr>
+          <w:rFonts w:ascii="Times New Roman" w:eastAsia="MS Gothic" w:hAnsi="Times New Roman" w:cs="Times New Roman"/>
+          <w:b/>
+          <w:bCs/>
+          <w:color w:val="000000"/>
+          <w:kern w:val="0"/>
+          <w14:ligatures w14:val="none"/>
+        </w:rPr>
+        <w:t xml:space="preserve"> of </w:t>
+      </w:r>
+      <w:proofErr w:type="spellStart"/>
+      <w:r>
+        <w:rPr>
+          <w:rFonts w:ascii="Times New Roman" w:eastAsia="MS Gothic" w:hAnsi="Times New Roman" w:cs="Times New Roman"/>
+          <w:b/>
+          <w:bCs/>
+          <w:color w:val="000000"/>
+          <w:kern w:val="0"/>
+          <w14:ligatures w14:val="none"/>
+        </w:rPr>
+        <w:t>perioperative</w:t>
+      </w:r>
+      <w:proofErr w:type="spellEnd"/>
+      <w:r>
+        <w:rPr>
+          <w:rFonts w:ascii="Times New Roman" w:eastAsia="MS Gothic" w:hAnsi="Times New Roman" w:cs="Times New Roman"/>
+          <w:b/>
+          <w:bCs/>
+          <w:color w:val="000000"/>
+          <w:kern w:val="0"/>
+          <w14:ligatures w14:val="none"/>
+        </w:rPr>
+        <w:t xml:space="preserve"> </w:t>
+      </w:r>
+      <w:proofErr w:type="spellStart"/>
+      <w:r>
+        <w:rPr>
+          <w:rFonts w:ascii="Times New Roman" w:eastAsia="MS Gothic" w:hAnsi="Times New Roman" w:cs="Times New Roman"/>
+          <w:b/>
+          <w:bCs/>
+          <w:color w:val="000000"/>
+          <w:kern w:val="0"/>
+          <w14:ligatures w14:val="none"/>
+        </w:rPr>
+        <w:t>characteristics</w:t>
+      </w:r>
+      <w:proofErr w:type="spellEnd"/>
+      <w:r>
+        <w:rPr>
+          <w:rFonts w:ascii="Times New Roman" w:eastAsia="MS Gothic" w:hAnsi="Times New Roman" w:cs="Times New Roman"/>
+          <w:b/>
+          <w:bCs/>
+          <w:color w:val="000000"/>
+          <w:kern w:val="0"/>
+          <w14:ligatures w14:val="none"/>
+        </w:rPr>
+        <w:t xml:space="preserve"> </w:t>
+      </w:r>
+      <w:proofErr w:type="spellStart"/>
+      <w:r>
+        <w:rPr>
+          <w:rFonts w:ascii="Times New Roman" w:eastAsia="MS Gothic" w:hAnsi="Times New Roman" w:cs="Times New Roman"/>
+          <w:b/>
+          <w:bCs/>
+          <w:color w:val="000000"/>
+          <w:kern w:val="0"/>
+          <w14:ligatures w14:val="none"/>
+        </w:rPr>
+        <w:t>and</w:t>
+      </w:r>
+      <w:proofErr w:type="spellEnd"/>
+      <w:r>
+        <w:rPr>
+          <w:rFonts w:ascii="Times New Roman" w:eastAsia="MS Gothic" w:hAnsi="Times New Roman" w:cs="Times New Roman"/>
+          <w:b/>
+          <w:bCs/>
+          <w:color w:val="000000"/>
+          <w:kern w:val="0"/>
+          <w14:ligatures w14:val="none"/>
+        </w:rPr>
+        <w:t xml:space="preserve"> </w:t>
+      </w:r>
+      <w:proofErr w:type="spellStart"/>
+      <w:r>
+        <w:rPr>
+          <w:rFonts w:ascii="Times New Roman" w:eastAsia="MS Gothic" w:hAnsi="Times New Roman" w:cs="Times New Roman"/>
+          <w:b/>
+          <w:bCs/>
+          <w:color w:val="000000"/>
+          <w:kern w:val="0"/>
+          <w14:ligatures w14:val="none"/>
+        </w:rPr>
+        <w:t>outcomes</w:t>
+      </w:r>
+      <w:proofErr w:type="spellEnd"/>
+      <w:r>
+        <w:rPr>
+          <w:rFonts w:ascii="Times New Roman" w:eastAsia="MS Gothic" w:hAnsi="Times New Roman" w:cs="Times New Roman"/>
+          <w:b/>
+          <w:bCs/>
+          <w:color w:val="000000"/>
+          <w:kern w:val="0"/>
+          <w14:ligatures w14:val="none"/>
+        </w:rPr>
+        <w:t xml:space="preserve"> </w:t>
+      </w:r>
+      <w:proofErr w:type="spellStart"/>
+      <w:r>
+        <w:rPr>
+          <w:rFonts w:ascii="Times New Roman" w:eastAsia="MS Gothic" w:hAnsi="Times New Roman" w:cs="Times New Roman"/>
+          <w:b/>
+          <w:bCs/>
+          <w:color w:val="000000"/>
+          <w:kern w:val="0"/>
+          <w14:ligatures w14:val="none"/>
+        </w:rPr>
+        <w:t>according</w:t>
+      </w:r>
+      <w:proofErr w:type="spellEnd"/>
+      <w:r>
+        <w:rPr>
+          <w:rFonts w:ascii="Times New Roman" w:eastAsia="MS Gothic" w:hAnsi="Times New Roman" w:cs="Times New Roman"/>
+          <w:b/>
+          <w:bCs/>
+          <w:color w:val="000000"/>
+          <w:kern w:val="0"/>
+          <w14:ligatures w14:val="none"/>
+        </w:rPr>
+        <w:t xml:space="preserve"> </w:t>
+      </w:r>
+      <w:proofErr w:type="spellStart"/>
+      <w:r>
+        <w:rPr>
+          <w:rFonts w:ascii="Times New Roman" w:eastAsia="MS Gothic" w:hAnsi="Times New Roman" w:cs="Times New Roman"/>
+          <w:b/>
+          <w:bCs/>
+          <w:color w:val="000000"/>
+          <w:kern w:val="0"/>
+          <w14:ligatures w14:val="none"/>
+        </w:rPr>
+        <w:t>to</w:t>
+      </w:r>
+      <w:proofErr w:type="spellEnd"/>
+      <w:r>
+        <w:rPr>
+          <w:rFonts w:ascii="Times New Roman" w:eastAsia="MS Gothic" w:hAnsi="Times New Roman" w:cs="Times New Roman"/>
+          <w:b/>
+          <w:bCs/>
+          <w:color w:val="000000"/>
+          <w:kern w:val="0"/>
+          <w14:ligatures w14:val="none"/>
+        </w:rPr>
+        <w:t xml:space="preserve"> </w:t>
+      </w:r>
+      <w:proofErr w:type="spellStart"/>
+      <w:r>
+        <w:rPr>
+          <w:rFonts w:ascii="Times New Roman" w:eastAsia="MS Gothic" w:hAnsi="Times New Roman" w:cs="Times New Roman"/>
+          <w:b/>
+          <w:bCs/>
+          <w:color w:val="000000"/>
+          <w:kern w:val="0"/>
+          <w14:ligatures w14:val="none"/>
+        </w:rPr>
+        <w:t>anesthetic</w:t>
+      </w:r>
+      <w:proofErr w:type="spellEnd"/>
+      <w:r>
+        <w:rPr>
+          <w:rFonts w:ascii="Times New Roman" w:eastAsia="MS Gothic" w:hAnsi="Times New Roman" w:cs="Times New Roman"/>
+          <w:b/>
+          <w:bCs/>
+          <w:color w:val="000000"/>
+          <w:kern w:val="0"/>
+          <w14:ligatures w14:val="none"/>
+        </w:rPr>
+        <w:t xml:space="preserve"> </w:t>
+      </w:r>
+      <w:proofErr w:type="spellStart"/>
+      <w:r>
+        <w:rPr>
+          <w:rFonts w:ascii="Times New Roman" w:eastAsia="MS Gothic" w:hAnsi="Times New Roman" w:cs="Times New Roman"/>
+          <w:b/>
+          <w:bCs/>
+          <w:color w:val="000000"/>
+          <w:kern w:val="0"/>
+          <w14:ligatures w14:val="none"/>
+        </w:rPr>
+        <w:t>technique</w:t>
+      </w:r>
+      <w:proofErr w:type="spellEnd"/>
+      <w:r>
+        <w:rPr>
+          <w:rFonts w:ascii="Times New Roman" w:eastAsia="MS Gothic" w:hAnsi="Times New Roman" w:cs="Times New Roman"/>
+          <w:b/>
+          <w:bCs/>
+          <w:color w:val="000000"/>
+          <w:kern w:val="0"/>
+          <w14:ligatures w14:val="none"/>
+        </w:rPr>
+        <w:t xml:space="preserve"> (TIVA vs. TCI)</w:t>
+      </w:r>
+      <w:r>
+        <w:rPr>
+          <w:rFonts w:ascii="Times New Roman" w:eastAsia="MS Gothic" w:hAnsi="Times New Roman" w:cs="Times New Roman"/>
+          <w:b/>
+          <w:bCs/>
+          <w:color w:val="000000"/>
+          <w:kern w:val="0"/>
+          <w:lang w:val="en-US"/>
+          <w14:ligatures w14:val="none"/>
+        </w:rPr>
+        <w:t xml:space="preserve"> </w:t>
+      </w:r>
+      <w:r>
+        <w:rPr>
+          <w:rFonts w:ascii="Times New Roman" w:eastAsia="MS Gothic" w:hAnsi="Times New Roman" w:cs="Times New Roman"/>
+          <w:b/>
+          <w:bCs/>
+          <w:color w:val="000000"/>
+          <w:kern w:val="0"/>
+          <w:lang w:val="en-US"/>
+          <w14:ligatures w14:val="none"/>
+        </w:rPr>
+        <w:t>(Median [IQR])</w:t>
+      </w:r>
+    </w:p>
     <w:tbl>
       <w:tblPr>
         <w:tblStyle w:val="TableGrid"/>
-        <w:tblpPr w:leftFromText="180" w:rightFromText="180" w:vertAnchor="text" w:horzAnchor="margin" w:tblpY="4252"/>
         <w:tblW w:w="0" w:type="auto"/>
         <w:tblLook w:val="04A0" w:firstRow="1" w:lastRow="0" w:firstColumn="1" w:lastColumn="0" w:noHBand="0" w:noVBand="1"/>
       </w:tblPr>
@@ -991,6 +1259,65 @@
     </w:tbl>
     <w:p>
       <w:pPr>
+        <w:spacing w:after="200" w:line="276" w:lineRule="auto"/>
+        <w:rPr>
+          <w:rFonts w:ascii="Times New Roman" w:eastAsia="MS Mincho" w:hAnsi="Times New Roman" w:cs="Times New Roman"/>
+          <w:kern w:val="0"/>
+          <w:lang w:val="en-US"/>
+          <w14:ligatures w14:val="none"/>
+        </w:rPr>
+      </w:pPr>
+      <w:r>
+        <w:rPr>
+          <w:rFonts w:ascii="Times New Roman" w:eastAsia="MS Mincho" w:hAnsi="Times New Roman" w:cs="Times New Roman"/>
+          <w:kern w:val="0"/>
+          <w:lang w:val="en-US"/>
+          <w14:ligatures w14:val="none"/>
+        </w:rPr>
+        <w:t xml:space="preserve">*Ranges: Age 5–16 years, Weight 13–70 kg, CPB 70–145 min, Cross-clamp 30–93 min, </w:t>
+      </w:r>
+      <w:proofErr w:type="spellStart"/>
+      <w:r>
+        <w:rPr>
+          <w:rFonts w:ascii="Times New Roman" w:eastAsia="MS Mincho" w:hAnsi="Times New Roman" w:cs="Times New Roman"/>
+          <w:kern w:val="0"/>
+          <w:lang w:val="en-US"/>
+          <w14:ligatures w14:val="none"/>
+        </w:rPr>
+        <w:t>Extubation</w:t>
+      </w:r>
+      <w:proofErr w:type="spellEnd"/>
+      <w:r>
+        <w:rPr>
+          <w:rFonts w:ascii="Times New Roman" w:eastAsia="MS Mincho" w:hAnsi="Times New Roman" w:cs="Times New Roman"/>
+          <w:kern w:val="0"/>
+          <w:lang w:val="en-US"/>
+          <w14:ligatures w14:val="none"/>
+        </w:rPr>
+        <w:t xml:space="preserve"> 120–315 min, ICU stay 21.5–50 h, Hospital stay 5–9 days.*</w:t>
+      </w:r>
+    </w:p>
+    <w:p>
+      <w:pPr>
+        <w:spacing w:after="200" w:line="276" w:lineRule="auto"/>
+        <w:rPr>
+          <w:rFonts w:ascii="Times New Roman" w:eastAsia="MS Mincho" w:hAnsi="Times New Roman" w:cs="Times New Roman"/>
+          <w:kern w:val="0"/>
+          <w:lang w:val="en-US"/>
+          <w14:ligatures w14:val="none"/>
+        </w:rPr>
+      </w:pPr>
+      <w:r>
+        <w:rPr>
+          <w:rFonts w:ascii="Times New Roman" w:hAnsi="Times New Roman"/>
+          <w:sz w:val="20"/>
+          <w:highlight w:val="yellow"/>
+        </w:rPr>
+        <w:t>ASA = American Society of Anesthesiologists physical status, BMI = body mass index, CPB = cardiopulmonary bypass, ICU = intensive care unit, IQR = interquartile range, TCI = target-controlled infusion, TIVA = total intravenous anesthesia.</w:t>
+      </w:r>
+    </w:p>
+    <w:p>
+      <w:pPr>
         <w:keepNext/>
         <w:keepLines/>
         <w:spacing w:before="200" w:after="0" w:line="276" w:lineRule="auto"/>
@@ -1056,275 +1383,6 @@
           <w14:ligatures w14:val="none"/>
         </w:rPr>
       </w:pPr>
-    </w:p>
-    <w:p>
-      <w:pPr>
-        <w:keepNext/>
-        <w:keepLines/>
-        <w:spacing w:before="200" w:after="0" w:line="276" w:lineRule="auto"/>
-        <w:outlineLvl w:val="1"/>
-        <w:rPr>
-          <w:rFonts w:ascii="Times New Roman" w:eastAsia="MS Gothic" w:hAnsi="Times New Roman" w:cs="Times New Roman"/>
-          <w:b/>
-          <w:bCs/>
-          <w:color w:val="000000"/>
-          <w:kern w:val="0"/>
-          <w:lang w:val="en-US"/>
-          <w14:ligatures w14:val="none"/>
-        </w:rPr>
-      </w:pPr>
-      <w:r>
-        <w:rPr>
-          <w:rFonts w:ascii="Times New Roman" w:eastAsia="MS Gothic" w:hAnsi="Times New Roman" w:cs="Times New Roman"/>
-          <w:b/>
-          <w:bCs/>
-          <w:color w:val="000000"/>
-          <w:kern w:val="0"/>
-          <w:lang w:val="en-US"/>
-          <w14:ligatures w14:val="none"/>
-        </w:rPr>
-        <w:t xml:space="preserve">Table 4. </w:t>
-      </w:r>
-      <w:proofErr w:type="spellStart"/>
-      <w:r>
-        <w:rPr>
-          <w:rFonts w:ascii="Times New Roman" w:eastAsia="MS Gothic" w:hAnsi="Times New Roman" w:cs="Times New Roman"/>
-          <w:b/>
-          <w:bCs/>
-          <w:color w:val="000000"/>
-          <w:kern w:val="0"/>
-          <w14:ligatures w14:val="none"/>
-        </w:rPr>
-        <w:t>Overview</w:t>
-      </w:r>
-      <w:proofErr w:type="spellEnd"/>
-      <w:r>
-        <w:rPr>
-          <w:rFonts w:ascii="Times New Roman" w:eastAsia="MS Gothic" w:hAnsi="Times New Roman" w:cs="Times New Roman"/>
-          <w:b/>
-          <w:bCs/>
-          <w:color w:val="000000"/>
-          <w:kern w:val="0"/>
-          <w14:ligatures w14:val="none"/>
-        </w:rPr>
-        <w:t xml:space="preserve"> of </w:t>
-      </w:r>
-      <w:proofErr w:type="spellStart"/>
-      <w:r>
-        <w:rPr>
-          <w:rFonts w:ascii="Times New Roman" w:eastAsia="MS Gothic" w:hAnsi="Times New Roman" w:cs="Times New Roman"/>
-          <w:b/>
-          <w:bCs/>
-          <w:color w:val="000000"/>
-          <w:kern w:val="0"/>
-          <w14:ligatures w14:val="none"/>
-        </w:rPr>
-        <w:t>perioperative</w:t>
-      </w:r>
-      <w:proofErr w:type="spellEnd"/>
-      <w:r>
-        <w:rPr>
-          <w:rFonts w:ascii="Times New Roman" w:eastAsia="MS Gothic" w:hAnsi="Times New Roman" w:cs="Times New Roman"/>
-          <w:b/>
-          <w:bCs/>
-          <w:color w:val="000000"/>
-          <w:kern w:val="0"/>
-          <w14:ligatures w14:val="none"/>
-        </w:rPr>
-        <w:t xml:space="preserve"> </w:t>
-      </w:r>
-      <w:proofErr w:type="spellStart"/>
-      <w:r>
-        <w:rPr>
-          <w:rFonts w:ascii="Times New Roman" w:eastAsia="MS Gothic" w:hAnsi="Times New Roman" w:cs="Times New Roman"/>
-          <w:b/>
-          <w:bCs/>
-          <w:color w:val="000000"/>
-          <w:kern w:val="0"/>
-          <w14:ligatures w14:val="none"/>
-        </w:rPr>
-        <w:t>characteristics</w:t>
-      </w:r>
-      <w:proofErr w:type="spellEnd"/>
-      <w:r>
-        <w:rPr>
-          <w:rFonts w:ascii="Times New Roman" w:eastAsia="MS Gothic" w:hAnsi="Times New Roman" w:cs="Times New Roman"/>
-          <w:b/>
-          <w:bCs/>
-          <w:color w:val="000000"/>
-          <w:kern w:val="0"/>
-          <w14:ligatures w14:val="none"/>
-        </w:rPr>
-        <w:t xml:space="preserve"> </w:t>
-      </w:r>
-      <w:proofErr w:type="spellStart"/>
-      <w:r>
-        <w:rPr>
-          <w:rFonts w:ascii="Times New Roman" w:eastAsia="MS Gothic" w:hAnsi="Times New Roman" w:cs="Times New Roman"/>
-          <w:b/>
-          <w:bCs/>
-          <w:color w:val="000000"/>
-          <w:kern w:val="0"/>
-          <w14:ligatures w14:val="none"/>
-        </w:rPr>
-        <w:t>and</w:t>
-      </w:r>
-      <w:proofErr w:type="spellEnd"/>
-      <w:r>
-        <w:rPr>
-          <w:rFonts w:ascii="Times New Roman" w:eastAsia="MS Gothic" w:hAnsi="Times New Roman" w:cs="Times New Roman"/>
-          <w:b/>
-          <w:bCs/>
-          <w:color w:val="000000"/>
-          <w:kern w:val="0"/>
-          <w14:ligatures w14:val="none"/>
-        </w:rPr>
-        <w:t xml:space="preserve"> </w:t>
-      </w:r>
-      <w:proofErr w:type="spellStart"/>
-      <w:r>
-        <w:rPr>
-          <w:rFonts w:ascii="Times New Roman" w:eastAsia="MS Gothic" w:hAnsi="Times New Roman" w:cs="Times New Roman"/>
-          <w:b/>
-          <w:bCs/>
-          <w:color w:val="000000"/>
-          <w:kern w:val="0"/>
-          <w14:ligatures w14:val="none"/>
-        </w:rPr>
-        <w:t>outcomes</w:t>
-      </w:r>
-      <w:proofErr w:type="spellEnd"/>
-      <w:r>
-        <w:rPr>
-          <w:rFonts w:ascii="Times New Roman" w:eastAsia="MS Gothic" w:hAnsi="Times New Roman" w:cs="Times New Roman"/>
-          <w:b/>
-          <w:bCs/>
-          <w:color w:val="000000"/>
-          <w:kern w:val="0"/>
-          <w14:ligatures w14:val="none"/>
-        </w:rPr>
-        <w:t xml:space="preserve"> </w:t>
-      </w:r>
-      <w:proofErr w:type="spellStart"/>
-      <w:r>
-        <w:rPr>
-          <w:rFonts w:ascii="Times New Roman" w:eastAsia="MS Gothic" w:hAnsi="Times New Roman" w:cs="Times New Roman"/>
-          <w:b/>
-          <w:bCs/>
-          <w:color w:val="000000"/>
-          <w:kern w:val="0"/>
-          <w14:ligatures w14:val="none"/>
-        </w:rPr>
-        <w:t>according</w:t>
-      </w:r>
-      <w:proofErr w:type="spellEnd"/>
-      <w:r>
-        <w:rPr>
-          <w:rFonts w:ascii="Times New Roman" w:eastAsia="MS Gothic" w:hAnsi="Times New Roman" w:cs="Times New Roman"/>
-          <w:b/>
-          <w:bCs/>
-          <w:color w:val="000000"/>
-          <w:kern w:val="0"/>
-          <w14:ligatures w14:val="none"/>
-        </w:rPr>
-        <w:t xml:space="preserve"> </w:t>
-      </w:r>
-      <w:proofErr w:type="spellStart"/>
-      <w:r>
-        <w:rPr>
-          <w:rFonts w:ascii="Times New Roman" w:eastAsia="MS Gothic" w:hAnsi="Times New Roman" w:cs="Times New Roman"/>
-          <w:b/>
-          <w:bCs/>
-          <w:color w:val="000000"/>
-          <w:kern w:val="0"/>
-          <w14:ligatures w14:val="none"/>
-        </w:rPr>
-        <w:t>to</w:t>
-      </w:r>
-      <w:proofErr w:type="spellEnd"/>
-      <w:r>
-        <w:rPr>
-          <w:rFonts w:ascii="Times New Roman" w:eastAsia="MS Gothic" w:hAnsi="Times New Roman" w:cs="Times New Roman"/>
-          <w:b/>
-          <w:bCs/>
-          <w:color w:val="000000"/>
-          <w:kern w:val="0"/>
-          <w14:ligatures w14:val="none"/>
-        </w:rPr>
-        <w:t xml:space="preserve"> </w:t>
-      </w:r>
-      <w:proofErr w:type="spellStart"/>
-      <w:r>
-        <w:rPr>
-          <w:rFonts w:ascii="Times New Roman" w:eastAsia="MS Gothic" w:hAnsi="Times New Roman" w:cs="Times New Roman"/>
-          <w:b/>
-          <w:bCs/>
-          <w:color w:val="000000"/>
-          <w:kern w:val="0"/>
-          <w14:ligatures w14:val="none"/>
-        </w:rPr>
-        <w:t>anesthetic</w:t>
-      </w:r>
-      <w:proofErr w:type="spellEnd"/>
-      <w:r>
-        <w:rPr>
-          <w:rFonts w:ascii="Times New Roman" w:eastAsia="MS Gothic" w:hAnsi="Times New Roman" w:cs="Times New Roman"/>
-          <w:b/>
-          <w:bCs/>
-          <w:color w:val="000000"/>
-          <w:kern w:val="0"/>
-          <w14:ligatures w14:val="none"/>
-        </w:rPr>
-        <w:t xml:space="preserve"> </w:t>
-      </w:r>
-      <w:proofErr w:type="spellStart"/>
-      <w:r>
-        <w:rPr>
-          <w:rFonts w:ascii="Times New Roman" w:eastAsia="MS Gothic" w:hAnsi="Times New Roman" w:cs="Times New Roman"/>
-          <w:b/>
-          <w:bCs/>
-          <w:color w:val="000000"/>
-          <w:kern w:val="0"/>
-          <w14:ligatures w14:val="none"/>
-        </w:rPr>
-        <w:t>technique</w:t>
-      </w:r>
-      <w:proofErr w:type="spellEnd"/>
-      <w:r>
-        <w:rPr>
-          <w:rFonts w:ascii="Times New Roman" w:eastAsia="MS Gothic" w:hAnsi="Times New Roman" w:cs="Times New Roman"/>
-          <w:b/>
-          <w:bCs/>
-          <w:color w:val="000000"/>
-          <w:kern w:val="0"/>
-          <w14:ligatures w14:val="none"/>
-        </w:rPr>
-        <w:t xml:space="preserve"> (TIVA vs. TCI)</w:t>
-      </w:r>
-      <w:r>
-        <w:rPr>
-          <w:rFonts w:ascii="Times New Roman" w:eastAsia="MS Gothic" w:hAnsi="Times New Roman" w:cs="Times New Roman"/>
-          <w:b/>
-          <w:bCs/>
-          <w:color w:val="000000"/>
-          <w:kern w:val="0"/>
-          <w:lang w:val="en-US"/>
-          <w14:ligatures w14:val="none"/>
-        </w:rPr>
-        <w:t xml:space="preserve"> </w:t>
-      </w:r>
-      <w:r>
-        <w:rPr>
-          <w:rFonts w:ascii="Times New Roman" w:eastAsia="MS Gothic" w:hAnsi="Times New Roman" w:cs="Times New Roman"/>
-          <w:b/>
-          <w:bCs/>
-          <w:color w:val="000000"/>
-          <w:kern w:val="0"/>
-          <w:lang w:val="en-US"/>
-          <w14:ligatures w14:val="none"/>
-        </w:rPr>
-        <w:t>(Median [IQR])</w:t>
-      </w:r>
     </w:p>
     <w:p>
       <w:pPr>
@@ -1346,46 +1404,6 @@
     <w:p/>
     <w:p/>
     <w:p/>
-    <w:p>
-      <w:pPr>
-        <w:spacing w:after="200" w:line="276" w:lineRule="auto"/>
-        <w:rPr>
-          <w:rFonts w:ascii="Times New Roman" w:eastAsia="MS Mincho" w:hAnsi="Times New Roman" w:cs="Times New Roman"/>
-          <w:kern w:val="0"/>
-          <w:lang w:val="en-US"/>
-          <w14:ligatures w14:val="none"/>
-        </w:rPr>
-      </w:pPr>
-      <w:r>
-        <w:rPr>
-          <w:rFonts w:ascii="Times New Roman" w:eastAsia="MS Mincho" w:hAnsi="Times New Roman" w:cs="Times New Roman"/>
-          <w:kern w:val="0"/>
-          <w:lang w:val="en-US"/>
-          <w14:ligatures w14:val="none"/>
-        </w:rPr>
-        <w:t xml:space="preserve">*Ranges: Age 5–16 years, Weight 13–70 kg, CPB 70–145 min, Cross-clamp 30–93 min, </w:t>
-      </w:r>
-      <w:proofErr w:type="spellStart"/>
-      <w:r>
-        <w:rPr>
-          <w:rFonts w:ascii="Times New Roman" w:eastAsia="MS Mincho" w:hAnsi="Times New Roman" w:cs="Times New Roman"/>
-          <w:kern w:val="0"/>
-          <w:lang w:val="en-US"/>
-          <w14:ligatures w14:val="none"/>
-        </w:rPr>
-        <w:t>Extubation</w:t>
-      </w:r>
-      <w:proofErr w:type="spellEnd"/>
-      <w:r>
-        <w:rPr>
-          <w:rFonts w:ascii="Times New Roman" w:eastAsia="MS Mincho" w:hAnsi="Times New Roman" w:cs="Times New Roman"/>
-          <w:kern w:val="0"/>
-          <w:lang w:val="en-US"/>
-          <w14:ligatures w14:val="none"/>
-        </w:rPr>
-        <w:t xml:space="preserve"> 120–315 min, ICU stay 21.5–50 h, Hospital stay 5–9 days.*</w:t>
-      </w:r>
-    </w:p>
     <w:p>
       <w:pPr>
         <w:ind w:firstLine="720"/>

--- a/Table 4.docx
+++ b/Table 4.docx
@@ -2,278 +2,10 @@
 <file path=word/document.xml><?xml version="1.0" encoding="utf-8"?>
 <w:document xmlns:wpc="http://schemas.microsoft.com/office/word/2010/wordprocessingCanvas" xmlns:cx="http://schemas.microsoft.com/office/drawing/2014/chartex" xmlns:cx1="http://schemas.microsoft.com/office/drawing/2015/9/8/chartex" xmlns:cx2="http://schemas.microsoft.com/office/drawing/2015/10/21/chartex" xmlns:cx3="http://schemas.microsoft.com/office/drawing/2016/5/9/chartex" xmlns:cx4="http://schemas.microsoft.com/office/drawing/2016/5/10/chartex" xmlns:cx5="http://schemas.microsoft.com/office/drawing/2016/5/11/chartex" xmlns:cx6="http://schemas.microsoft.com/office/drawing/2016/5/12/chartex" xmlns:cx7="http://schemas.microsoft.com/office/drawing/2016/5/13/chartex" xmlns:cx8="http://schemas.microsoft.com/office/drawing/2016/5/14/chartex" xmlns:mc="http://schemas.openxmlformats.org/markup-compatibility/2006" xmlns:aink="http://schemas.microsoft.com/office/drawing/2016/ink" xmlns:am3d="http://schemas.microsoft.com/office/drawing/2017/model3d" xmlns:o="urn:schemas-microsoft-com:office:office" xmlns:oel="http://schemas.microsoft.com/office/2019/extlst" xmlns:r="http://schemas.openxmlformats.org/officeDocument/2006/relationships" xmlns:m="http://schemas.openxmlformats.org/officeDocument/2006/math" xmlns:v="urn:schemas-microsoft-com:vml" xmlns:wp14="http://schemas.microsoft.com/office/word/2010/wordprocessingDrawing" xmlns:wp="http://schemas.openxmlformats.org/drawingml/2006/wordprocessingDrawing" xmlns:w10="urn:schemas-microsoft-com:office:word" xmlns:w="http://schemas.openxmlformats.org/wordprocessingml/2006/main" xmlns:w14="http://schemas.microsoft.com/office/word/2010/wordml" xmlns:w15="http://schemas.microsoft.com/office/word/2012/wordml" xmlns:w16cex="http://schemas.microsoft.com/office/word/2018/wordml/cex" xmlns:w16cid="http://schemas.microsoft.com/office/word/2016/wordml/cid" xmlns:w16="http://schemas.microsoft.com/office/word/2018/wordml" xmlns:w16du="http://schemas.microsoft.com/office/word/2023/wordml/word16du" xmlns:w16sdtdh="http://schemas.microsoft.com/office/word/2020/wordml/sdtdatahash" xmlns:w16sdtfl="http://schemas.microsoft.com/office/word/2024/wordml/sdtformatlock" xmlns:w16se="http://schemas.microsoft.com/office/word/2015/wordml/symex" xmlns:wpg="http://schemas.microsoft.com/office/word/2010/wordprocessingGroup" xmlns:wpi="http://schemas.microsoft.com/office/word/2010/wordprocessingInk" xmlns:wne="http://schemas.microsoft.com/office/word/2006/wordml" xmlns:wps="http://schemas.microsoft.com/office/word/2010/wordprocessingShape" mc:Ignorable="w14 w15 w16se w16cid w16 w16cex w16sdtdh w16sdtfl w16du wp14">
   <w:body>
-    <w:p>
-      <w:pPr>
-        <w:keepNext/>
-        <w:keepLines/>
-        <w:spacing w:before="200" w:after="0" w:line="276" w:lineRule="auto"/>
-        <w:outlineLvl w:val="1"/>
-        <w:rPr>
-          <w:rFonts w:ascii="Times New Roman" w:eastAsia="MS Gothic" w:hAnsi="Times New Roman" w:cs="Times New Roman"/>
-          <w:b/>
-          <w:bCs/>
-          <w:color w:val="000000"/>
-          <w:kern w:val="0"/>
-          <w:lang w:val="en-US"/>
-          <w14:ligatures w14:val="none"/>
-        </w:rPr>
-      </w:pPr>
-      <w:r>
-        <w:rPr>
-          <w:rFonts w:ascii="Times New Roman" w:eastAsia="MS Gothic" w:hAnsi="Times New Roman" w:cs="Times New Roman"/>
-          <w:b/>
-          <w:bCs/>
-          <w:color w:val="000000"/>
-          <w:kern w:val="0"/>
-          <w:lang w:val="en-US"/>
-          <w14:ligatures w14:val="none"/>
-        </w:rPr>
-        <w:t xml:space="preserve">Table 4. </w:t>
-      </w:r>
-      <w:proofErr w:type="spellStart"/>
-      <w:r>
-        <w:rPr>
-          <w:rFonts w:ascii="Times New Roman" w:eastAsia="MS Gothic" w:hAnsi="Times New Roman" w:cs="Times New Roman"/>
-          <w:b/>
-          <w:bCs/>
-          <w:color w:val="000000"/>
-          <w:kern w:val="0"/>
-          <w14:ligatures w14:val="none"/>
-        </w:rPr>
-        <w:t>Overview</w:t>
-      </w:r>
-      <w:proofErr w:type="spellEnd"/>
-      <w:r>
-        <w:rPr>
-          <w:rFonts w:ascii="Times New Roman" w:eastAsia="MS Gothic" w:hAnsi="Times New Roman" w:cs="Times New Roman"/>
-          <w:b/>
-          <w:bCs/>
-          <w:color w:val="000000"/>
-          <w:kern w:val="0"/>
-          <w14:ligatures w14:val="none"/>
-        </w:rPr>
-        <w:t xml:space="preserve"> of </w:t>
-      </w:r>
-      <w:proofErr w:type="spellStart"/>
-      <w:r>
-        <w:rPr>
-          <w:rFonts w:ascii="Times New Roman" w:eastAsia="MS Gothic" w:hAnsi="Times New Roman" w:cs="Times New Roman"/>
-          <w:b/>
-          <w:bCs/>
-          <w:color w:val="000000"/>
-          <w:kern w:val="0"/>
-          <w14:ligatures w14:val="none"/>
-        </w:rPr>
-        <w:t>perioperative</w:t>
-      </w:r>
-      <w:proofErr w:type="spellEnd"/>
-      <w:r>
-        <w:rPr>
-          <w:rFonts w:ascii="Times New Roman" w:eastAsia="MS Gothic" w:hAnsi="Times New Roman" w:cs="Times New Roman"/>
-          <w:b/>
-          <w:bCs/>
-          <w:color w:val="000000"/>
-          <w:kern w:val="0"/>
-          <w14:ligatures w14:val="none"/>
-        </w:rPr>
-        <w:t xml:space="preserve"> </w:t>
-      </w:r>
-      <w:proofErr w:type="spellStart"/>
-      <w:r>
-        <w:rPr>
-          <w:rFonts w:ascii="Times New Roman" w:eastAsia="MS Gothic" w:hAnsi="Times New Roman" w:cs="Times New Roman"/>
-          <w:b/>
-          <w:bCs/>
-          <w:color w:val="000000"/>
-          <w:kern w:val="0"/>
-          <w14:ligatures w14:val="none"/>
-        </w:rPr>
-        <w:t>characteristics</w:t>
-      </w:r>
-      <w:proofErr w:type="spellEnd"/>
-      <w:r>
-        <w:rPr>
-          <w:rFonts w:ascii="Times New Roman" w:eastAsia="MS Gothic" w:hAnsi="Times New Roman" w:cs="Times New Roman"/>
-          <w:b/>
-          <w:bCs/>
-          <w:color w:val="000000"/>
-          <w:kern w:val="0"/>
-          <w14:ligatures w14:val="none"/>
-        </w:rPr>
-        <w:t xml:space="preserve"> </w:t>
-      </w:r>
-      <w:proofErr w:type="spellStart"/>
-      <w:r>
-        <w:rPr>
-          <w:rFonts w:ascii="Times New Roman" w:eastAsia="MS Gothic" w:hAnsi="Times New Roman" w:cs="Times New Roman"/>
-          <w:b/>
-          <w:bCs/>
-          <w:color w:val="000000"/>
-          <w:kern w:val="0"/>
-          <w14:ligatures w14:val="none"/>
-        </w:rPr>
-        <w:t>and</w:t>
-      </w:r>
-      <w:proofErr w:type="spellEnd"/>
-      <w:r>
-        <w:rPr>
-          <w:rFonts w:ascii="Times New Roman" w:eastAsia="MS Gothic" w:hAnsi="Times New Roman" w:cs="Times New Roman"/>
-          <w:b/>
-          <w:bCs/>
-          <w:color w:val="000000"/>
-          <w:kern w:val="0"/>
-          <w14:ligatures w14:val="none"/>
-        </w:rPr>
-        <w:t xml:space="preserve"> </w:t>
-      </w:r>
-      <w:proofErr w:type="spellStart"/>
-      <w:r>
-        <w:rPr>
-          <w:rFonts w:ascii="Times New Roman" w:eastAsia="MS Gothic" w:hAnsi="Times New Roman" w:cs="Times New Roman"/>
-          <w:b/>
-          <w:bCs/>
-          <w:color w:val="000000"/>
-          <w:kern w:val="0"/>
-          <w14:ligatures w14:val="none"/>
-        </w:rPr>
-        <w:t>outcomes</w:t>
-      </w:r>
-      <w:proofErr w:type="spellEnd"/>
-      <w:r>
-        <w:rPr>
-          <w:rFonts w:ascii="Times New Roman" w:eastAsia="MS Gothic" w:hAnsi="Times New Roman" w:cs="Times New Roman"/>
-          <w:b/>
-          <w:bCs/>
-          <w:color w:val="000000"/>
-          <w:kern w:val="0"/>
-          <w14:ligatures w14:val="none"/>
-        </w:rPr>
-        <w:t xml:space="preserve"> </w:t>
-      </w:r>
-      <w:proofErr w:type="spellStart"/>
-      <w:r>
-        <w:rPr>
-          <w:rFonts w:ascii="Times New Roman" w:eastAsia="MS Gothic" w:hAnsi="Times New Roman" w:cs="Times New Roman"/>
-          <w:b/>
-          <w:bCs/>
-          <w:color w:val="000000"/>
-          <w:kern w:val="0"/>
-          <w14:ligatures w14:val="none"/>
-        </w:rPr>
-        <w:t>according</w:t>
-      </w:r>
-      <w:proofErr w:type="spellEnd"/>
-      <w:r>
-        <w:rPr>
-          <w:rFonts w:ascii="Times New Roman" w:eastAsia="MS Gothic" w:hAnsi="Times New Roman" w:cs="Times New Roman"/>
-          <w:b/>
-          <w:bCs/>
-          <w:color w:val="000000"/>
-          <w:kern w:val="0"/>
-          <w14:ligatures w14:val="none"/>
-        </w:rPr>
-        <w:t xml:space="preserve"> </w:t>
-      </w:r>
-      <w:proofErr w:type="spellStart"/>
-      <w:r>
-        <w:rPr>
-          <w:rFonts w:ascii="Times New Roman" w:eastAsia="MS Gothic" w:hAnsi="Times New Roman" w:cs="Times New Roman"/>
-          <w:b/>
-          <w:bCs/>
-          <w:color w:val="000000"/>
-          <w:kern w:val="0"/>
-          <w14:ligatures w14:val="none"/>
-        </w:rPr>
-        <w:t>to</w:t>
-      </w:r>
-      <w:proofErr w:type="spellEnd"/>
-      <w:r>
-        <w:rPr>
-          <w:rFonts w:ascii="Times New Roman" w:eastAsia="MS Gothic" w:hAnsi="Times New Roman" w:cs="Times New Roman"/>
-          <w:b/>
-          <w:bCs/>
-          <w:color w:val="000000"/>
-          <w:kern w:val="0"/>
-          <w14:ligatures w14:val="none"/>
-        </w:rPr>
-        <w:t xml:space="preserve"> </w:t>
-      </w:r>
-      <w:proofErr w:type="spellStart"/>
-      <w:r>
-        <w:rPr>
-          <w:rFonts w:ascii="Times New Roman" w:eastAsia="MS Gothic" w:hAnsi="Times New Roman" w:cs="Times New Roman"/>
-          <w:b/>
-          <w:bCs/>
-          <w:color w:val="000000"/>
-          <w:kern w:val="0"/>
-          <w14:ligatures w14:val="none"/>
-        </w:rPr>
-        <w:t>anesthetic</w:t>
-      </w:r>
-      <w:proofErr w:type="spellEnd"/>
-      <w:r>
-        <w:rPr>
-          <w:rFonts w:ascii="Times New Roman" w:eastAsia="MS Gothic" w:hAnsi="Times New Roman" w:cs="Times New Roman"/>
-          <w:b/>
-          <w:bCs/>
-          <w:color w:val="000000"/>
-          <w:kern w:val="0"/>
-          <w14:ligatures w14:val="none"/>
-        </w:rPr>
-        <w:t xml:space="preserve"> </w:t>
-      </w:r>
-      <w:proofErr w:type="spellStart"/>
-      <w:r>
-        <w:rPr>
-          <w:rFonts w:ascii="Times New Roman" w:eastAsia="MS Gothic" w:hAnsi="Times New Roman" w:cs="Times New Roman"/>
-          <w:b/>
-          <w:bCs/>
-          <w:color w:val="000000"/>
-          <w:kern w:val="0"/>
-          <w14:ligatures w14:val="none"/>
-        </w:rPr>
-        <w:t>technique</w:t>
-      </w:r>
-      <w:proofErr w:type="spellEnd"/>
-      <w:r>
-        <w:rPr>
-          <w:rFonts w:ascii="Times New Roman" w:eastAsia="MS Gothic" w:hAnsi="Times New Roman" w:cs="Times New Roman"/>
-          <w:b/>
-          <w:bCs/>
-          <w:color w:val="000000"/>
-          <w:kern w:val="0"/>
-          <w14:ligatures w14:val="none"/>
-        </w:rPr>
-        <w:t xml:space="preserve"> (TIVA vs. TCI)</w:t>
-      </w:r>
-      <w:r>
-        <w:rPr>
-          <w:rFonts w:ascii="Times New Roman" w:eastAsia="MS Gothic" w:hAnsi="Times New Roman" w:cs="Times New Roman"/>
-          <w:b/>
-          <w:bCs/>
-          <w:color w:val="000000"/>
-          <w:kern w:val="0"/>
-          <w:lang w:val="en-US"/>
-          <w14:ligatures w14:val="none"/>
-        </w:rPr>
-        <w:t xml:space="preserve"> </w:t>
-      </w:r>
-      <w:r>
-        <w:rPr>
-          <w:rFonts w:ascii="Times New Roman" w:eastAsia="MS Gothic" w:hAnsi="Times New Roman" w:cs="Times New Roman"/>
-          <w:b/>
-          <w:bCs/>
-          <w:color w:val="000000"/>
-          <w:kern w:val="0"/>
-          <w:lang w:val="en-US"/>
-          <w14:ligatures w14:val="none"/>
-        </w:rPr>
-        <w:t>(Median [IQR])</w:t>
-      </w:r>
-    </w:p>
     <w:tbl>
       <w:tblPr>
         <w:tblStyle w:val="TableGrid"/>
+        <w:tblpPr w:leftFromText="180" w:rightFromText="180" w:vertAnchor="text" w:horzAnchor="margin" w:tblpY="4252"/>
         <w:tblW w:w="0" w:type="auto"/>
         <w:tblLook w:val="04A0" w:firstRow="1" w:lastRow="0" w:firstColumn="1" w:lastColumn="0" w:noHBand="0" w:noVBand="1"/>
       </w:tblPr>
@@ -1259,65 +991,6 @@
     </w:tbl>
     <w:p>
       <w:pPr>
-        <w:spacing w:after="200" w:line="276" w:lineRule="auto"/>
-        <w:rPr>
-          <w:rFonts w:ascii="Times New Roman" w:eastAsia="MS Mincho" w:hAnsi="Times New Roman" w:cs="Times New Roman"/>
-          <w:kern w:val="0"/>
-          <w:lang w:val="en-US"/>
-          <w14:ligatures w14:val="none"/>
-        </w:rPr>
-      </w:pPr>
-      <w:r>
-        <w:rPr>
-          <w:rFonts w:ascii="Times New Roman" w:eastAsia="MS Mincho" w:hAnsi="Times New Roman" w:cs="Times New Roman"/>
-          <w:kern w:val="0"/>
-          <w:lang w:val="en-US"/>
-          <w14:ligatures w14:val="none"/>
-        </w:rPr>
-        <w:t xml:space="preserve">*Ranges: Age 5–16 years, Weight 13–70 kg, CPB 70–145 min, Cross-clamp 30–93 min, </w:t>
-      </w:r>
-      <w:proofErr w:type="spellStart"/>
-      <w:r>
-        <w:rPr>
-          <w:rFonts w:ascii="Times New Roman" w:eastAsia="MS Mincho" w:hAnsi="Times New Roman" w:cs="Times New Roman"/>
-          <w:kern w:val="0"/>
-          <w:lang w:val="en-US"/>
-          <w14:ligatures w14:val="none"/>
-        </w:rPr>
-        <w:t>Extubation</w:t>
-      </w:r>
-      <w:proofErr w:type="spellEnd"/>
-      <w:r>
-        <w:rPr>
-          <w:rFonts w:ascii="Times New Roman" w:eastAsia="MS Mincho" w:hAnsi="Times New Roman" w:cs="Times New Roman"/>
-          <w:kern w:val="0"/>
-          <w:lang w:val="en-US"/>
-          <w14:ligatures w14:val="none"/>
-        </w:rPr>
-        <w:t xml:space="preserve"> 120–315 min, ICU stay 21.5–50 h, Hospital stay 5–9 days.*</w:t>
-      </w:r>
-    </w:p>
-    <w:p>
-      <w:pPr>
-        <w:spacing w:after="200" w:line="276" w:lineRule="auto"/>
-        <w:rPr>
-          <w:rFonts w:ascii="Times New Roman" w:eastAsia="MS Mincho" w:hAnsi="Times New Roman" w:cs="Times New Roman"/>
-          <w:kern w:val="0"/>
-          <w:lang w:val="en-US"/>
-          <w14:ligatures w14:val="none"/>
-        </w:rPr>
-      </w:pPr>
-      <w:r>
-        <w:rPr>
-          <w:rFonts w:ascii="Times New Roman" w:hAnsi="Times New Roman"/>
-          <w:sz w:val="20"/>
-          <w:highlight w:val="yellow"/>
-        </w:rPr>
-        <w:t>ASA = American Society of Anesthesiologists physical status, BMI = body mass index, CPB = cardiopulmonary bypass, ICU = intensive care unit, IQR = interquartile range, TCI = target-controlled infusion, TIVA = total intravenous anesthesia.</w:t>
-      </w:r>
-    </w:p>
-    <w:p>
-      <w:pPr>
         <w:keepNext/>
         <w:keepLines/>
         <w:spacing w:before="200" w:after="0" w:line="276" w:lineRule="auto"/>
@@ -1383,6 +1056,275 @@
           <w14:ligatures w14:val="none"/>
         </w:rPr>
       </w:pPr>
+    </w:p>
+    <w:p>
+      <w:pPr>
+        <w:keepNext/>
+        <w:keepLines/>
+        <w:spacing w:before="200" w:after="0" w:line="276" w:lineRule="auto"/>
+        <w:outlineLvl w:val="1"/>
+        <w:rPr>
+          <w:rFonts w:ascii="Times New Roman" w:eastAsia="MS Gothic" w:hAnsi="Times New Roman" w:cs="Times New Roman"/>
+          <w:b/>
+          <w:bCs/>
+          <w:color w:val="000000"/>
+          <w:kern w:val="0"/>
+          <w:lang w:val="en-US"/>
+          <w14:ligatures w14:val="none"/>
+        </w:rPr>
+      </w:pPr>
+      <w:r>
+        <w:rPr>
+          <w:rFonts w:ascii="Times New Roman" w:eastAsia="MS Gothic" w:hAnsi="Times New Roman" w:cs="Times New Roman"/>
+          <w:b/>
+          <w:bCs/>
+          <w:color w:val="000000"/>
+          <w:kern w:val="0"/>
+          <w:lang w:val="en-US"/>
+          <w14:ligatures w14:val="none"/>
+        </w:rPr>
+        <w:t xml:space="preserve">Table 4. </w:t>
+      </w:r>
+      <w:proofErr w:type="spellStart"/>
+      <w:r>
+        <w:rPr>
+          <w:rFonts w:ascii="Times New Roman" w:eastAsia="MS Gothic" w:hAnsi="Times New Roman" w:cs="Times New Roman"/>
+          <w:b/>
+          <w:bCs/>
+          <w:color w:val="000000"/>
+          <w:kern w:val="0"/>
+          <w14:ligatures w14:val="none"/>
+        </w:rPr>
+        <w:t>Overview</w:t>
+      </w:r>
+      <w:proofErr w:type="spellEnd"/>
+      <w:r>
+        <w:rPr>
+          <w:rFonts w:ascii="Times New Roman" w:eastAsia="MS Gothic" w:hAnsi="Times New Roman" w:cs="Times New Roman"/>
+          <w:b/>
+          <w:bCs/>
+          <w:color w:val="000000"/>
+          <w:kern w:val="0"/>
+          <w14:ligatures w14:val="none"/>
+        </w:rPr>
+        <w:t xml:space="preserve"> of </w:t>
+      </w:r>
+      <w:proofErr w:type="spellStart"/>
+      <w:r>
+        <w:rPr>
+          <w:rFonts w:ascii="Times New Roman" w:eastAsia="MS Gothic" w:hAnsi="Times New Roman" w:cs="Times New Roman"/>
+          <w:b/>
+          <w:bCs/>
+          <w:color w:val="000000"/>
+          <w:kern w:val="0"/>
+          <w14:ligatures w14:val="none"/>
+        </w:rPr>
+        <w:t>perioperative</w:t>
+      </w:r>
+      <w:proofErr w:type="spellEnd"/>
+      <w:r>
+        <w:rPr>
+          <w:rFonts w:ascii="Times New Roman" w:eastAsia="MS Gothic" w:hAnsi="Times New Roman" w:cs="Times New Roman"/>
+          <w:b/>
+          <w:bCs/>
+          <w:color w:val="000000"/>
+          <w:kern w:val="0"/>
+          <w14:ligatures w14:val="none"/>
+        </w:rPr>
+        <w:t xml:space="preserve"> </w:t>
+      </w:r>
+      <w:proofErr w:type="spellStart"/>
+      <w:r>
+        <w:rPr>
+          <w:rFonts w:ascii="Times New Roman" w:eastAsia="MS Gothic" w:hAnsi="Times New Roman" w:cs="Times New Roman"/>
+          <w:b/>
+          <w:bCs/>
+          <w:color w:val="000000"/>
+          <w:kern w:val="0"/>
+          <w14:ligatures w14:val="none"/>
+        </w:rPr>
+        <w:t>characteristics</w:t>
+      </w:r>
+      <w:proofErr w:type="spellEnd"/>
+      <w:r>
+        <w:rPr>
+          <w:rFonts w:ascii="Times New Roman" w:eastAsia="MS Gothic" w:hAnsi="Times New Roman" w:cs="Times New Roman"/>
+          <w:b/>
+          <w:bCs/>
+          <w:color w:val="000000"/>
+          <w:kern w:val="0"/>
+          <w14:ligatures w14:val="none"/>
+        </w:rPr>
+        <w:t xml:space="preserve"> </w:t>
+      </w:r>
+      <w:proofErr w:type="spellStart"/>
+      <w:r>
+        <w:rPr>
+          <w:rFonts w:ascii="Times New Roman" w:eastAsia="MS Gothic" w:hAnsi="Times New Roman" w:cs="Times New Roman"/>
+          <w:b/>
+          <w:bCs/>
+          <w:color w:val="000000"/>
+          <w:kern w:val="0"/>
+          <w14:ligatures w14:val="none"/>
+        </w:rPr>
+        <w:t>and</w:t>
+      </w:r>
+      <w:proofErr w:type="spellEnd"/>
+      <w:r>
+        <w:rPr>
+          <w:rFonts w:ascii="Times New Roman" w:eastAsia="MS Gothic" w:hAnsi="Times New Roman" w:cs="Times New Roman"/>
+          <w:b/>
+          <w:bCs/>
+          <w:color w:val="000000"/>
+          <w:kern w:val="0"/>
+          <w14:ligatures w14:val="none"/>
+        </w:rPr>
+        <w:t xml:space="preserve"> </w:t>
+      </w:r>
+      <w:proofErr w:type="spellStart"/>
+      <w:r>
+        <w:rPr>
+          <w:rFonts w:ascii="Times New Roman" w:eastAsia="MS Gothic" w:hAnsi="Times New Roman" w:cs="Times New Roman"/>
+          <w:b/>
+          <w:bCs/>
+          <w:color w:val="000000"/>
+          <w:kern w:val="0"/>
+          <w14:ligatures w14:val="none"/>
+        </w:rPr>
+        <w:t>outcomes</w:t>
+      </w:r>
+      <w:proofErr w:type="spellEnd"/>
+      <w:r>
+        <w:rPr>
+          <w:rFonts w:ascii="Times New Roman" w:eastAsia="MS Gothic" w:hAnsi="Times New Roman" w:cs="Times New Roman"/>
+          <w:b/>
+          <w:bCs/>
+          <w:color w:val="000000"/>
+          <w:kern w:val="0"/>
+          <w14:ligatures w14:val="none"/>
+        </w:rPr>
+        <w:t xml:space="preserve"> </w:t>
+      </w:r>
+      <w:proofErr w:type="spellStart"/>
+      <w:r>
+        <w:rPr>
+          <w:rFonts w:ascii="Times New Roman" w:eastAsia="MS Gothic" w:hAnsi="Times New Roman" w:cs="Times New Roman"/>
+          <w:b/>
+          <w:bCs/>
+          <w:color w:val="000000"/>
+          <w:kern w:val="0"/>
+          <w14:ligatures w14:val="none"/>
+        </w:rPr>
+        <w:t>according</w:t>
+      </w:r>
+      <w:proofErr w:type="spellEnd"/>
+      <w:r>
+        <w:rPr>
+          <w:rFonts w:ascii="Times New Roman" w:eastAsia="MS Gothic" w:hAnsi="Times New Roman" w:cs="Times New Roman"/>
+          <w:b/>
+          <w:bCs/>
+          <w:color w:val="000000"/>
+          <w:kern w:val="0"/>
+          <w14:ligatures w14:val="none"/>
+        </w:rPr>
+        <w:t xml:space="preserve"> </w:t>
+      </w:r>
+      <w:proofErr w:type="spellStart"/>
+      <w:r>
+        <w:rPr>
+          <w:rFonts w:ascii="Times New Roman" w:eastAsia="MS Gothic" w:hAnsi="Times New Roman" w:cs="Times New Roman"/>
+          <w:b/>
+          <w:bCs/>
+          <w:color w:val="000000"/>
+          <w:kern w:val="0"/>
+          <w14:ligatures w14:val="none"/>
+        </w:rPr>
+        <w:t>to</w:t>
+      </w:r>
+      <w:proofErr w:type="spellEnd"/>
+      <w:r>
+        <w:rPr>
+          <w:rFonts w:ascii="Times New Roman" w:eastAsia="MS Gothic" w:hAnsi="Times New Roman" w:cs="Times New Roman"/>
+          <w:b/>
+          <w:bCs/>
+          <w:color w:val="000000"/>
+          <w:kern w:val="0"/>
+          <w14:ligatures w14:val="none"/>
+        </w:rPr>
+        <w:t xml:space="preserve"> </w:t>
+      </w:r>
+      <w:proofErr w:type="spellStart"/>
+      <w:r>
+        <w:rPr>
+          <w:rFonts w:ascii="Times New Roman" w:eastAsia="MS Gothic" w:hAnsi="Times New Roman" w:cs="Times New Roman"/>
+          <w:b/>
+          <w:bCs/>
+          <w:color w:val="000000"/>
+          <w:kern w:val="0"/>
+          <w14:ligatures w14:val="none"/>
+        </w:rPr>
+        <w:t>anesthetic</w:t>
+      </w:r>
+      <w:proofErr w:type="spellEnd"/>
+      <w:r>
+        <w:rPr>
+          <w:rFonts w:ascii="Times New Roman" w:eastAsia="MS Gothic" w:hAnsi="Times New Roman" w:cs="Times New Roman"/>
+          <w:b/>
+          <w:bCs/>
+          <w:color w:val="000000"/>
+          <w:kern w:val="0"/>
+          <w14:ligatures w14:val="none"/>
+        </w:rPr>
+        <w:t xml:space="preserve"> </w:t>
+      </w:r>
+      <w:proofErr w:type="spellStart"/>
+      <w:r>
+        <w:rPr>
+          <w:rFonts w:ascii="Times New Roman" w:eastAsia="MS Gothic" w:hAnsi="Times New Roman" w:cs="Times New Roman"/>
+          <w:b/>
+          <w:bCs/>
+          <w:color w:val="000000"/>
+          <w:kern w:val="0"/>
+          <w14:ligatures w14:val="none"/>
+        </w:rPr>
+        <w:t>technique</w:t>
+      </w:r>
+      <w:proofErr w:type="spellEnd"/>
+      <w:r>
+        <w:rPr>
+          <w:rFonts w:ascii="Times New Roman" w:eastAsia="MS Gothic" w:hAnsi="Times New Roman" w:cs="Times New Roman"/>
+          <w:b/>
+          <w:bCs/>
+          <w:color w:val="000000"/>
+          <w:kern w:val="0"/>
+          <w14:ligatures w14:val="none"/>
+        </w:rPr>
+        <w:t xml:space="preserve"> (TIVA vs. TCI)</w:t>
+      </w:r>
+      <w:r>
+        <w:rPr>
+          <w:rFonts w:ascii="Times New Roman" w:eastAsia="MS Gothic" w:hAnsi="Times New Roman" w:cs="Times New Roman"/>
+          <w:b/>
+          <w:bCs/>
+          <w:color w:val="000000"/>
+          <w:kern w:val="0"/>
+          <w:lang w:val="en-US"/>
+          <w14:ligatures w14:val="none"/>
+        </w:rPr>
+        <w:t xml:space="preserve"> </w:t>
+      </w:r>
+      <w:r>
+        <w:rPr>
+          <w:rFonts w:ascii="Times New Roman" w:eastAsia="MS Gothic" w:hAnsi="Times New Roman" w:cs="Times New Roman"/>
+          <w:b/>
+          <w:bCs/>
+          <w:color w:val="000000"/>
+          <w:kern w:val="0"/>
+          <w:lang w:val="en-US"/>
+          <w14:ligatures w14:val="none"/>
+        </w:rPr>
+        <w:t>(Median [IQR])</w:t>
+      </w:r>
     </w:p>
     <w:p>
       <w:pPr>
@@ -1404,6 +1346,46 @@
     <w:p/>
     <w:p/>
     <w:p/>
+    <w:p>
+      <w:pPr>
+        <w:spacing w:after="200" w:line="276" w:lineRule="auto"/>
+        <w:rPr>
+          <w:rFonts w:ascii="Times New Roman" w:eastAsia="MS Mincho" w:hAnsi="Times New Roman" w:cs="Times New Roman"/>
+          <w:kern w:val="0"/>
+          <w:lang w:val="en-US"/>
+          <w14:ligatures w14:val="none"/>
+        </w:rPr>
+      </w:pPr>
+      <w:r>
+        <w:rPr>
+          <w:rFonts w:ascii="Times New Roman" w:eastAsia="MS Mincho" w:hAnsi="Times New Roman" w:cs="Times New Roman"/>
+          <w:kern w:val="0"/>
+          <w:lang w:val="en-US"/>
+          <w14:ligatures w14:val="none"/>
+        </w:rPr>
+        <w:t xml:space="preserve">*Ranges: Age 5–16 years, Weight 13–70 kg, CPB 70–145 min, Cross-clamp 30–93 min, </w:t>
+      </w:r>
+      <w:proofErr w:type="spellStart"/>
+      <w:r>
+        <w:rPr>
+          <w:rFonts w:ascii="Times New Roman" w:eastAsia="MS Mincho" w:hAnsi="Times New Roman" w:cs="Times New Roman"/>
+          <w:kern w:val="0"/>
+          <w:lang w:val="en-US"/>
+          <w14:ligatures w14:val="none"/>
+        </w:rPr>
+        <w:t>Extubation</w:t>
+      </w:r>
+      <w:proofErr w:type="spellEnd"/>
+      <w:r>
+        <w:rPr>
+          <w:rFonts w:ascii="Times New Roman" w:eastAsia="MS Mincho" w:hAnsi="Times New Roman" w:cs="Times New Roman"/>
+          <w:kern w:val="0"/>
+          <w:lang w:val="en-US"/>
+          <w14:ligatures w14:val="none"/>
+        </w:rPr>
+        <w:t xml:space="preserve"> 120–315 min, ICU stay 21.5–50 h, Hospital stay 5–9 days.*</w:t>
+      </w:r>
+    </w:p>
     <w:p>
       <w:pPr>
         <w:ind w:firstLine="720"/>
